--- a/Fase 2/2.4_GuiaEstudiante_Fase 2_DesarrolloProyecto APT.docx
+++ b/Fase 2/2.4_GuiaEstudiante_Fase 2_DesarrolloProyecto APT.docx
@@ -1029,12 +1029,12 @@
                 <wp:inline distB="114300" distT="114300" distL="114300" distR="114300">
                   <wp:extent cx="3702926" cy="3914091"/>
                   <wp:effectExtent b="0" l="0" r="0" t="0"/>
-                  <wp:docPr id="39" name="image3.png"/>
+                  <wp:docPr id="39" name="image6.png"/>
                   <a:graphic>
                     <a:graphicData uri="http://schemas.openxmlformats.org/drawingml/2006/picture">
                       <pic:pic>
                         <pic:nvPicPr>
-                          <pic:cNvPr id="0" name="image3.png"/>
+                          <pic:cNvPr id="0" name="image6.png"/>
                           <pic:cNvPicPr preferRelativeResize="0"/>
                         </pic:nvPicPr>
                         <pic:blipFill>
@@ -1107,12 +1107,12 @@
                 <wp:inline distB="114300" distT="114300" distL="114300" distR="114300">
                   <wp:extent cx="3949238" cy="5018991"/>
                   <wp:effectExtent b="0" l="0" r="0" t="0"/>
-                  <wp:docPr id="36" name="image7.png"/>
+                  <wp:docPr id="36" name="image9.png"/>
                   <a:graphic>
                     <a:graphicData uri="http://schemas.openxmlformats.org/drawingml/2006/picture">
                       <pic:pic>
                         <pic:nvPicPr>
-                          <pic:cNvPr id="0" name="image7.png"/>
+                          <pic:cNvPr id="0" name="image9.png"/>
                           <pic:cNvPicPr preferRelativeResize="0"/>
                         </pic:nvPicPr>
                         <pic:blipFill>
@@ -1197,12 +1197,12 @@
                 <wp:inline distB="114300" distT="114300" distL="114300" distR="114300">
                   <wp:extent cx="4676775" cy="4127500"/>
                   <wp:effectExtent b="0" l="0" r="0" t="0"/>
-                  <wp:docPr id="32" name="image5.png"/>
+                  <wp:docPr id="32" name="image11.png"/>
                   <a:graphic>
                     <a:graphicData uri="http://schemas.openxmlformats.org/drawingml/2006/picture">
                       <pic:pic>
                         <pic:nvPicPr>
-                          <pic:cNvPr id="0" name="image5.png"/>
+                          <pic:cNvPr id="0" name="image11.png"/>
                           <pic:cNvPicPr preferRelativeResize="0"/>
                         </pic:nvPicPr>
                         <pic:blipFill>
@@ -1283,12 +1283,12 @@
                 <wp:inline distB="114300" distT="114300" distL="114300" distR="114300">
                   <wp:extent cx="3872962" cy="3504516"/>
                   <wp:effectExtent b="0" l="0" r="0" t="0"/>
-                  <wp:docPr id="33" name="image2.png"/>
+                  <wp:docPr id="33" name="image10.png"/>
                   <a:graphic>
                     <a:graphicData uri="http://schemas.openxmlformats.org/drawingml/2006/picture">
                       <pic:pic>
                         <pic:nvPicPr>
-                          <pic:cNvPr id="0" name="image2.png"/>
+                          <pic:cNvPr id="0" name="image10.png"/>
                           <pic:cNvPicPr preferRelativeResize="0"/>
                         </pic:nvPicPr>
                         <pic:blipFill>
@@ -1369,12 +1369,12 @@
                 <wp:inline distB="114300" distT="114300" distL="114300" distR="114300">
                   <wp:extent cx="3849620" cy="3771216"/>
                   <wp:effectExtent b="0" l="0" r="0" t="0"/>
-                  <wp:docPr id="30" name="image4.png"/>
+                  <wp:docPr id="30" name="image12.png"/>
                   <a:graphic>
                     <a:graphicData uri="http://schemas.openxmlformats.org/drawingml/2006/picture">
                       <pic:pic>
                         <pic:nvPicPr>
-                          <pic:cNvPr id="0" name="image4.png"/>
+                          <pic:cNvPr id="0" name="image12.png"/>
                           <pic:cNvPicPr preferRelativeResize="0"/>
                         </pic:nvPicPr>
                         <pic:blipFill>
@@ -1440,12 +1440,12 @@
                 <wp:inline distB="114300" distT="114300" distL="114300" distR="114300">
                   <wp:extent cx="3772616" cy="3142566"/>
                   <wp:effectExtent b="0" l="0" r="0" t="0"/>
-                  <wp:docPr id="37" name="image6.png"/>
+                  <wp:docPr id="37" name="image3.png"/>
                   <a:graphic>
                     <a:graphicData uri="http://schemas.openxmlformats.org/drawingml/2006/picture">
                       <pic:pic>
                         <pic:nvPicPr>
-                          <pic:cNvPr id="0" name="image6.png"/>
+                          <pic:cNvPr id="0" name="image3.png"/>
                           <pic:cNvPicPr preferRelativeResize="0"/>
                         </pic:nvPicPr>
                         <pic:blipFill>
@@ -1509,12 +1509,12 @@
                 <wp:inline distB="114300" distT="114300" distL="114300" distR="114300">
                   <wp:extent cx="4676775" cy="3479800"/>
                   <wp:effectExtent b="0" l="0" r="0" t="0"/>
-                  <wp:docPr id="29" name="image10.png"/>
+                  <wp:docPr id="29" name="image8.png"/>
                   <a:graphic>
                     <a:graphicData uri="http://schemas.openxmlformats.org/drawingml/2006/picture">
                       <pic:pic>
                         <pic:nvPicPr>
-                          <pic:cNvPr id="0" name="image10.png"/>
+                          <pic:cNvPr id="0" name="image8.png"/>
                           <pic:cNvPicPr preferRelativeResize="0"/>
                         </pic:nvPicPr>
                         <pic:blipFill>
@@ -1578,12 +1578,12 @@
                 <wp:inline distB="114300" distT="114300" distL="114300" distR="114300">
                   <wp:extent cx="4676775" cy="2705100"/>
                   <wp:effectExtent b="0" l="0" r="0" t="0"/>
-                  <wp:docPr id="35" name="image12.png"/>
+                  <wp:docPr id="35" name="image2.png"/>
                   <a:graphic>
                     <a:graphicData uri="http://schemas.openxmlformats.org/drawingml/2006/picture">
                       <pic:pic>
                         <pic:nvPicPr>
-                          <pic:cNvPr id="0" name="image12.png"/>
+                          <pic:cNvPr id="0" name="image2.png"/>
                           <pic:cNvPicPr preferRelativeResize="0"/>
                         </pic:nvPicPr>
                         <pic:blipFill>
@@ -1678,12 +1678,12 @@
                 <wp:inline distB="114300" distT="114300" distL="114300" distR="114300">
                   <wp:extent cx="4676775" cy="3708400"/>
                   <wp:effectExtent b="0" l="0" r="0" t="0"/>
-                  <wp:docPr id="40" name="image8.png"/>
+                  <wp:docPr id="40" name="image7.png"/>
                   <a:graphic>
                     <a:graphicData uri="http://schemas.openxmlformats.org/drawingml/2006/picture">
                       <pic:pic>
                         <pic:nvPicPr>
-                          <pic:cNvPr id="0" name="image8.png"/>
+                          <pic:cNvPr id="0" name="image7.png"/>
                           <pic:cNvPicPr preferRelativeResize="0"/>
                         </pic:nvPicPr>
                         <pic:blipFill>
@@ -1749,12 +1749,12 @@
                 <wp:inline distB="114300" distT="114300" distL="114300" distR="114300">
                   <wp:extent cx="4676775" cy="2438400"/>
                   <wp:effectExtent b="0" l="0" r="0" t="0"/>
-                  <wp:docPr id="34" name="image11.png"/>
+                  <wp:docPr id="34" name="image5.png"/>
                   <a:graphic>
                     <a:graphicData uri="http://schemas.openxmlformats.org/drawingml/2006/picture">
                       <pic:pic>
                         <pic:nvPicPr>
-                          <pic:cNvPr id="0" name="image11.png"/>
+                          <pic:cNvPr id="0" name="image5.png"/>
                           <pic:cNvPicPr preferRelativeResize="0"/>
                         </pic:nvPicPr>
                         <pic:blipFill>
@@ -1826,12 +1826,12 @@
                 <wp:inline distB="114300" distT="114300" distL="114300" distR="114300">
                   <wp:extent cx="4676775" cy="2438400"/>
                   <wp:effectExtent b="0" l="0" r="0" t="0"/>
-                  <wp:docPr id="38" name="image9.png"/>
+                  <wp:docPr id="38" name="image4.png"/>
                   <a:graphic>
                     <a:graphicData uri="http://schemas.openxmlformats.org/drawingml/2006/picture">
                       <pic:pic>
                         <pic:nvPicPr>
-                          <pic:cNvPr id="0" name="image9.png"/>
+                          <pic:cNvPr id="0" name="image4.png"/>
                           <pic:cNvPicPr preferRelativeResize="0"/>
                         </pic:nvPicPr>
                         <pic:blipFill>
@@ -4142,7 +4142,7 @@
                 <w:szCs w:val="24"/>
                 <w:rtl w:val="0"/>
               </w:rPr>
-              <w:t xml:space="preserve">Supabase, PostgreSQL, VS Code</w:t>
+              <w:t xml:space="preserve">Supabase</w:t>
             </w:r>
           </w:p>
         </w:tc>
